--- a/backend/static/templates/legal_letters/repentance_template.docx
+++ b/backend/static/templates/legal_letters/repentance_template.docx
@@ -71,7 +71,7 @@
       </w:tblGrid>
       <w:tr>
         <w:trPr>
-          <w:trHeight w:val="560" w:hRule="atLeast"/>
+          <w:trHeight w:val="320" w:hRule="atLeast"/>
         </w:trPr>
         <w:tc>
           <w:tcPr>
@@ -135,7 +135,7 @@
       </w:tr>
       <w:tr>
         <w:trPr>
-          <w:trHeight w:val="560" w:hRule="atLeast"/>
+          <w:trHeight w:val="320" w:hRule="atLeast"/>
         </w:trPr>
         <w:tc>
           <w:tcPr>
@@ -199,7 +199,7 @@
       </w:tr>
       <w:tr>
         <w:trPr>
-          <w:trHeight w:val="560" w:hRule="atLeast"/>
+          <w:trHeight w:val="320" w:hRule="atLeast"/>
         </w:trPr>
         <w:tc>
           <w:tcPr>
@@ -313,7 +313,7 @@
       </w:tblGrid>
       <w:tr>
         <w:trPr>
-          <w:trHeight w:val="560" w:hRule="atLeast"/>
+          <w:trHeight w:val="320" w:hRule="atLeast"/>
         </w:trPr>
         <w:tc>
           <w:tcPr>
@@ -377,7 +377,7 @@
       </w:tr>
       <w:tr>
         <w:trPr>
-          <w:trHeight w:val="560" w:hRule="atLeast"/>
+          <w:trHeight w:val="320" w:hRule="atLeast"/>
         </w:trPr>
         <w:tc>
           <w:tcPr>
@@ -441,7 +441,7 @@
       </w:tr>
       <w:tr>
         <w:trPr>
-          <w:trHeight w:val="560" w:hRule="atLeast"/>
+          <w:trHeight w:val="320" w:hRule="atLeast"/>
         </w:trPr>
         <w:tc>
           <w:tcPr>
@@ -505,7 +505,7 @@
       </w:tr>
       <w:tr>
         <w:trPr>
-          <w:trHeight w:val="560" w:hRule="atLeast"/>
+          <w:trHeight w:val="320" w:hRule="atLeast"/>
         </w:trPr>
         <w:tc>
           <w:tcPr>
